--- a/main/static/main/docs/ФОРМА заявки на обучение.docx
+++ b/main/static/main/docs/ФОРМА заявки на обучение.docx
@@ -59,7 +59,7 @@
     </w:p>
     <w:tbl>
       <w:tblPr>
-        <w:tblW w:w="10773" w:type="dxa"/>
+        <w:tblW w:w="14152" w:type="dxa"/>
         <w:tblInd w:w="-459" w:type="dxa"/>
         <w:tblBorders>
           <w:top w:val="single" w:sz="4" w:space="0" w:color="000000"/>
@@ -81,11 +81,15 @@
         <w:gridCol w:w="785"/>
         <w:gridCol w:w="349"/>
         <w:gridCol w:w="1276"/>
-        <w:gridCol w:w="3379"/>
-        <w:gridCol w:w="306"/>
+        <w:gridCol w:w="2580"/>
+        <w:gridCol w:w="799"/>
+        <w:gridCol w:w="619"/>
+        <w:gridCol w:w="3066"/>
       </w:tblGrid>
       <w:tr>
         <w:trPr>
+          <w:gridAfter w:val="1"/>
+          <w:wAfter w:w="3066" w:type="dxa"/>
           <w:trHeight w:val="730"/>
         </w:trPr>
         <w:tc>
@@ -264,8 +268,7 @@
         </w:tc>
         <w:tc>
           <w:tcPr>
-            <w:tcW w:w="3685" w:type="dxa"/>
-            <w:gridSpan w:val="2"/>
+            <w:tcW w:w="2580" w:type="dxa"/>
             <w:tcBorders>
               <w:left w:val="single" w:sz="4" w:space="0" w:color="auto"/>
             </w:tcBorders>
@@ -295,9 +298,55 @@
             </w:r>
           </w:p>
         </w:tc>
+        <w:tc>
+          <w:tcPr>
+            <w:tcW w:w="1418" w:type="dxa"/>
+            <w:gridSpan w:val="2"/>
+            <w:tcBorders>
+              <w:left w:val="single" w:sz="4" w:space="0" w:color="auto"/>
+            </w:tcBorders>
+            <w:vAlign w:val="center"/>
+          </w:tcPr>
+          <w:p>
+            <w:pPr>
+              <w:spacing w:after="0" w:line="240" w:lineRule="auto"/>
+              <w:jc w:val="center"/>
+              <w:rPr>
+                <w:rFonts w:ascii="Times New Roman" w:hAnsi="Times New Roman"/>
+                <w:b/>
+                <w:color w:val="000000"/>
+                <w:sz w:val="18"/>
+                <w:szCs w:val="18"/>
+              </w:rPr>
+            </w:pPr>
+            <w:r>
+              <w:rPr>
+                <w:rFonts w:ascii="Times New Roman" w:hAnsi="Times New Roman"/>
+                <w:b/>
+                <w:color w:val="000000"/>
+                <w:sz w:val="18"/>
+                <w:szCs w:val="18"/>
+              </w:rPr>
+              <w:t xml:space="preserve">Телефон, </w:t>
+            </w:r>
+            <w:r>
+              <w:rPr>
+                <w:rFonts w:ascii="Times New Roman" w:hAnsi="Times New Roman"/>
+                <w:b/>
+                <w:color w:val="000000"/>
+                <w:sz w:val="18"/>
+                <w:szCs w:val="18"/>
+                <w:lang w:val="en-US"/>
+              </w:rPr>
+              <w:t>Email</w:t>
+            </w:r>
+          </w:p>
+        </w:tc>
       </w:tr>
       <w:tr>
         <w:trPr>
+          <w:gridAfter w:val="1"/>
+          <w:wAfter w:w="3066" w:type="dxa"/>
           <w:trHeight w:val="436"/>
         </w:trPr>
         <w:tc>
@@ -407,8 +456,7 @@
         </w:tc>
         <w:tc>
           <w:tcPr>
-            <w:tcW w:w="3685" w:type="dxa"/>
-            <w:gridSpan w:val="2"/>
+            <w:tcW w:w="2580" w:type="dxa"/>
             <w:tcBorders>
               <w:left w:val="single" w:sz="4" w:space="0" w:color="auto"/>
             </w:tcBorders>
@@ -426,9 +474,31 @@
             </w:pPr>
           </w:p>
         </w:tc>
+        <w:tc>
+          <w:tcPr>
+            <w:tcW w:w="1418" w:type="dxa"/>
+            <w:gridSpan w:val="2"/>
+            <w:tcBorders>
+              <w:left w:val="single" w:sz="4" w:space="0" w:color="auto"/>
+            </w:tcBorders>
+          </w:tcPr>
+          <w:p>
+            <w:pPr>
+              <w:pStyle w:val="afd"/>
+              <w:rPr>
+                <w:rFonts w:ascii="Times New Roman" w:hAnsi="Times New Roman"/>
+                <w:sz w:val="18"/>
+                <w:szCs w:val="18"/>
+                <w:lang w:val="ru-RU"/>
+              </w:rPr>
+            </w:pPr>
+          </w:p>
+        </w:tc>
       </w:tr>
       <w:tr>
         <w:trPr>
+          <w:gridAfter w:val="1"/>
+          <w:wAfter w:w="3066" w:type="dxa"/>
           <w:trHeight w:val="584"/>
         </w:trPr>
         <w:tc>
@@ -529,7 +599,25 @@
         </w:tc>
         <w:tc>
           <w:tcPr>
-            <w:tcW w:w="3685" w:type="dxa"/>
+            <w:tcW w:w="2580" w:type="dxa"/>
+            <w:tcBorders>
+              <w:left w:val="single" w:sz="4" w:space="0" w:color="auto"/>
+            </w:tcBorders>
+          </w:tcPr>
+          <w:p>
+            <w:pPr>
+              <w:spacing w:after="120" w:line="240" w:lineRule="auto"/>
+              <w:rPr>
+                <w:rFonts w:ascii="Times New Roman" w:hAnsi="Times New Roman"/>
+                <w:sz w:val="18"/>
+                <w:szCs w:val="18"/>
+              </w:rPr>
+            </w:pPr>
+          </w:p>
+        </w:tc>
+        <w:tc>
+          <w:tcPr>
+            <w:tcW w:w="1418" w:type="dxa"/>
             <w:gridSpan w:val="2"/>
             <w:tcBorders>
               <w:left w:val="single" w:sz="4" w:space="0" w:color="auto"/>
@@ -549,6 +637,8 @@
       </w:tr>
       <w:tr>
         <w:trPr>
+          <w:gridAfter w:val="1"/>
+          <w:wAfter w:w="3066" w:type="dxa"/>
           <w:trHeight w:val="564"/>
         </w:trPr>
         <w:tc>
@@ -649,7 +739,25 @@
         </w:tc>
         <w:tc>
           <w:tcPr>
-            <w:tcW w:w="3685" w:type="dxa"/>
+            <w:tcW w:w="2580" w:type="dxa"/>
+            <w:tcBorders>
+              <w:left w:val="single" w:sz="4" w:space="0" w:color="auto"/>
+            </w:tcBorders>
+          </w:tcPr>
+          <w:p>
+            <w:pPr>
+              <w:spacing w:after="120" w:line="240" w:lineRule="auto"/>
+              <w:rPr>
+                <w:rFonts w:ascii="Times New Roman" w:hAnsi="Times New Roman"/>
+                <w:sz w:val="18"/>
+                <w:szCs w:val="18"/>
+              </w:rPr>
+            </w:pPr>
+          </w:p>
+        </w:tc>
+        <w:tc>
+          <w:tcPr>
+            <w:tcW w:w="1418" w:type="dxa"/>
             <w:gridSpan w:val="2"/>
             <w:tcBorders>
               <w:left w:val="single" w:sz="4" w:space="0" w:color="auto"/>
@@ -669,6 +777,8 @@
       </w:tr>
       <w:tr>
         <w:trPr>
+          <w:gridAfter w:val="1"/>
+          <w:wAfter w:w="3066" w:type="dxa"/>
           <w:trHeight w:val="558"/>
         </w:trPr>
         <w:tc>
@@ -768,7 +878,25 @@
         </w:tc>
         <w:tc>
           <w:tcPr>
-            <w:tcW w:w="3685" w:type="dxa"/>
+            <w:tcW w:w="2580" w:type="dxa"/>
+            <w:tcBorders>
+              <w:left w:val="single" w:sz="4" w:space="0" w:color="auto"/>
+            </w:tcBorders>
+          </w:tcPr>
+          <w:p>
+            <w:pPr>
+              <w:spacing w:after="120" w:line="240" w:lineRule="auto"/>
+              <w:rPr>
+                <w:rFonts w:ascii="Times New Roman" w:hAnsi="Times New Roman"/>
+                <w:sz w:val="18"/>
+                <w:szCs w:val="18"/>
+              </w:rPr>
+            </w:pPr>
+          </w:p>
+        </w:tc>
+        <w:tc>
+          <w:tcPr>
+            <w:tcW w:w="1418" w:type="dxa"/>
             <w:gridSpan w:val="2"/>
             <w:tcBorders>
               <w:left w:val="single" w:sz="4" w:space="0" w:color="auto"/>
@@ -800,9 +928,7 @@
         </w:tblPrEx>
         <w:trPr>
           <w:gridBefore w:val="1"/>
-          <w:gridAfter w:val="1"/>
           <w:wBefore w:w="459" w:type="dxa"/>
-          <w:wAfter w:w="306" w:type="dxa"/>
           <w:trHeight w:val="707"/>
         </w:trPr>
         <w:tc>
@@ -837,7 +963,28 @@
         <w:tc>
           <w:tcPr>
             <w:tcW w:w="5004" w:type="dxa"/>
-            <w:gridSpan w:val="3"/>
+            <w:gridSpan w:val="4"/>
+          </w:tcPr>
+          <w:p>
+            <w:pPr>
+              <w:keepNext/>
+              <w:keepLines/>
+              <w:spacing w:after="0" w:line="240" w:lineRule="auto"/>
+              <w:ind w:left="-4720" w:firstLine="4720"/>
+              <w:rPr>
+                <w:rFonts w:ascii="Times New Roman" w:hAnsi="Times New Roman"/>
+                <w:b/>
+                <w:color w:val="000000"/>
+                <w:sz w:val="24"/>
+                <w:szCs w:val="24"/>
+              </w:rPr>
+            </w:pPr>
+          </w:p>
+        </w:tc>
+        <w:tc>
+          <w:tcPr>
+            <w:tcW w:w="3685" w:type="dxa"/>
+            <w:gridSpan w:val="2"/>
           </w:tcPr>
           <w:p>
             <w:pPr>
@@ -870,9 +1017,7 @@
         </w:tblPrEx>
         <w:trPr>
           <w:gridBefore w:val="1"/>
-          <w:gridAfter w:val="1"/>
           <w:wBefore w:w="459" w:type="dxa"/>
-          <w:wAfter w:w="306" w:type="dxa"/>
           <w:trHeight w:val="858"/>
         </w:trPr>
         <w:tc>
@@ -946,7 +1091,25 @@
         <w:tc>
           <w:tcPr>
             <w:tcW w:w="5004" w:type="dxa"/>
-            <w:gridSpan w:val="3"/>
+            <w:gridSpan w:val="4"/>
+          </w:tcPr>
+          <w:p>
+            <w:pPr>
+              <w:spacing w:after="0" w:line="240" w:lineRule="auto"/>
+              <w:ind w:left="-4720" w:firstLine="4720"/>
+              <w:rPr>
+                <w:rFonts w:ascii="Times New Roman" w:hAnsi="Times New Roman"/>
+                <w:color w:val="000000"/>
+                <w:sz w:val="24"/>
+                <w:szCs w:val="24"/>
+              </w:rPr>
+            </w:pPr>
+          </w:p>
+        </w:tc>
+        <w:tc>
+          <w:tcPr>
+            <w:tcW w:w="3685" w:type="dxa"/>
+            <w:gridSpan w:val="2"/>
           </w:tcPr>
           <w:p>
             <w:pPr>
@@ -7761,7 +7924,6 @@
     <w:uiPriority w:val="99"/>
     <w:semiHidden/>
     <w:unhideWhenUsed/>
-    <w:qFormat/>
     <w:tblPr>
       <w:tblInd w:w="0" w:type="dxa"/>
       <w:tblCellMar>
@@ -8411,7 +8573,7 @@
       <w:szCs w:val="16"/>
     </w:rPr>
   </w:style>
-  <w:style w:type="paragraph" w:styleId="a9">
+  <w:style w:type="paragraph" w:customStyle="1" w:styleId="a9">
     <w:name w:val="Название"/>
     <w:basedOn w:val="a"/>
     <w:link w:val="aa"/>
@@ -8540,7 +8702,7 @@
       <w:u w:val="single"/>
     </w:rPr>
   </w:style>
-  <w:style w:type="paragraph" w:styleId="af1">
+  <w:style w:type="paragraph" w:customStyle="1" w:styleId="af1">
     <w:name w:val="Обычный (веб)"/>
     <w:basedOn w:val="a"/>
     <w:uiPriority w:val="99"/>
